--- a/public/Greencoat_Childrens_Wellbeing_Policy_Mar2026.docx
+++ b/public/Greencoat_Childrens_Wellbeing_Policy_Mar2026.docx
@@ -14,84 +14,84 @@
         <w:rPr>
           <w:rFonts w:ascii="Calibri" w:hAnsi="Calibri" w:cs="Calibri"/>
         </w:rPr>
-        <w:t>Children’s Well-being in the Nursery Policy (example)</w:t>
+        <w:t>Children's Wellbeing Policy</w:t>
       </w:r>
       <w:bookmarkEnd w:id="0"/>
     </w:p>
     <w:p>
-      <w:pPr>
-        <w:jc w:val="both"/>
-        <w:rPr>
-          <w:rFonts w:ascii="Calibri" w:hAnsi="Calibri" w:cs="Calibri"/>
-        </w:rPr>
-      </w:pPr>
-    </w:p>
-    <w:p>
-      <w:pPr>
-        <w:jc w:val="both"/>
-        <w:rPr>
-          <w:rFonts w:ascii="Calibri" w:hAnsi="Calibri" w:cs="Calibri"/>
-          <w:i/>
-          <w:iCs/>
-        </w:rPr>
-      </w:pPr>
-      <w:r>
-        <w:rPr>
-          <w:rFonts w:ascii="Calibri" w:hAnsi="Calibri" w:cs="Calibri"/>
-          <w:i/>
-          <w:iCs/>
-        </w:rPr>
-        <w:t/>
-      </w:r>
-    </w:p>
-    <w:p>
-      <w:pPr>
-        <w:jc w:val="both"/>
-        <w:rPr>
-          <w:rFonts w:ascii="Calibri" w:hAnsi="Calibri" w:cs="Calibri"/>
-        </w:rPr>
-      </w:pPr>
-    </w:p>
-    <w:p>
-      <w:pPr>
-        <w:jc w:val="both"/>
-        <w:rPr>
-          <w:rFonts w:ascii="Calibri" w:hAnsi="Calibri" w:cs="Calibri"/>
-        </w:rPr>
-      </w:pPr>
-      <w:r>
-        <w:rPr>
-          <w:rFonts w:ascii="Calibri" w:hAnsi="Calibri" w:cs="Calibri"/>
-        </w:rPr>
-        <w:t xml:space="preserve">Well-being is a broad term that covers how you feel about yourself and your life. It encompasses the physical, emotional (and mental), social and spiritual areas of a person. Under the Early Years Foundations Stage (EYFS) this is covered in the children’s personal, social, emotional development and physical development, both of which are prime areas of learning and development. </w:t>
-      </w:r>
-    </w:p>
-    <w:p>
-      <w:pPr>
-        <w:jc w:val="both"/>
-        <w:rPr>
-          <w:rFonts w:ascii="Calibri" w:hAnsi="Calibri" w:cs="Calibri"/>
-        </w:rPr>
-      </w:pPr>
-    </w:p>
-    <w:p>
-      <w:pPr>
-        <w:tabs>
-          <w:tab w:val="left" w:pos="951"/>
-        </w:tabs>
-        <w:jc w:val="both"/>
-        <w:rPr>
-          <w:rFonts w:ascii="Calibri" w:eastAsia="MS Mincho" w:hAnsi="Calibri" w:cs="Calibri"/>
-          <w:szCs w:val="20"/>
-        </w:rPr>
-      </w:pPr>
-      <w:r>
-        <w:rPr>
-          <w:rFonts w:ascii="Calibri" w:eastAsia="MS Mincho" w:hAnsi="Calibri" w:cs="Calibri"/>
-          <w:bCs/>
-          <w:szCs w:val="20"/>
-        </w:rPr>
-        <w:t xml:space="preserve">Physical well-being covers everything physical to do with the body: </w:t>
+      <w:pPr/>
+      <w:r>
+        <w:rPr>
+          <w:rFonts w:ascii="Calibri" w:hAnsi="Calibri"/>
+        </w:rPr>
+        <w:t xml:space="preserve"/>
+      </w:r>
+    </w:p>
+    <w:p>
+      <w:pPr/>
+      <w:r>
+        <w:rPr>
+          <w:rFonts w:ascii="Calibri" w:hAnsi="Calibri"/>
+        </w:rPr>
+        <w:t xml:space="preserve">This policy should be read alongside the Safeguarding Children and Child Protection Policy, the Key Person Policy, the SEND Policy, the Promoting Positive Behaviour Policy and the Supervision of Children Policy.</w:t>
+      </w:r>
+    </w:p>
+    <w:p>
+      <w:pPr>
+        <w:pStyle w:val="Heading2"/>
+      </w:pPr>
+      <w:r>
+        <w:rPr>
+          <w:rFonts w:ascii="Calibri" w:hAnsi="Calibri"/>
+        </w:rPr>
+        <w:t>Related policies</w:t>
+      </w:r>
+    </w:p>
+    <w:p>
+      <w:pPr/>
+      <w:r>
+        <w:rPr>
+          <w:rFonts w:ascii="Calibri" w:hAnsi="Calibri"/>
+        </w:rPr>
+        <w:t xml:space="preserve"/>
+      </w:r>
+    </w:p>
+    <w:p>
+      <w:pPr/>
+      <w:r>
+        <w:rPr>
+          <w:rFonts w:ascii="Calibri" w:hAnsi="Calibri"/>
+        </w:rPr>
+        <w:t xml:space="preserve">Any concern about a child's wellbeing that may indicate a safeguarding issue must be reported to the DSL without delay and recorded using the Greencoat Summary of Interaction form.</w:t>
+      </w:r>
+    </w:p>
+    <w:p>
+      <w:pPr/>
+      <w:r>
+        <w:rPr>
+          <w:rFonts w:ascii="Calibri" w:hAnsi="Calibri"/>
+        </w:rPr>
+        <w:t xml:space="preserve">Children's wellbeing and safeguarding are closely linked. Persistent poor wellbeing — particularly when a child seems frightened, hungry, exhausted or in physical discomfort — can be an indicator of neglect or harm at home. Staff should not try to distinguish between the two. If something concerns you, report it. The DSL will assess it.</w:t>
+      </w:r>
+    </w:p>
+    <w:p>
+      <w:pPr>
+        <w:pStyle w:val="Heading2"/>
+      </w:pPr>
+      <w:r>
+        <w:rPr>
+          <w:rFonts w:ascii="Calibri" w:hAnsi="Calibri"/>
+        </w:rPr>
+        <w:t>Wellbeing and safeguarding</w:t>
+      </w:r>
+    </w:p>
+    <w:p>
+      <w:pPr/>
+      <w:r>
+        <w:rPr>
+          <w:rFonts w:ascii="Calibri" w:hAnsi="Calibri"/>
+        </w:rPr>
+        <w:t xml:space="preserve"/>
       </w:r>
     </w:p>
     <w:p>
@@ -100,23 +100,12 @@
           <w:ilvl w:val="0"/>
           <w:numId w:val="13"/>
         </w:numPr>
-        <w:tabs>
-          <w:tab w:val="left" w:pos="951"/>
-        </w:tabs>
-        <w:contextualSpacing/>
-        <w:jc w:val="both"/>
-        <w:rPr>
-          <w:rFonts w:ascii="Calibri" w:eastAsia="MS Mincho" w:hAnsi="Calibri" w:cs="Calibri"/>
-          <w:szCs w:val="20"/>
-        </w:rPr>
-      </w:pPr>
-      <w:r>
-        <w:rPr>
-          <w:rFonts w:ascii="Calibri" w:eastAsia="MS Mincho" w:hAnsi="Calibri" w:cs="Calibri"/>
-          <w:bCs/>
-          <w:szCs w:val="20"/>
-        </w:rPr>
-        <w:t>Growth and development</w:t>
+      </w:pPr>
+      <w:r>
+        <w:rPr>
+          <w:rFonts w:ascii="Calibri" w:hAnsi="Calibri"/>
+        </w:rPr>
+        <w:t xml:space="preserve">Ensuring children have adequate physical activity, fresh air and rest each day</w:t>
       </w:r>
     </w:p>
     <w:p>
@@ -125,23 +114,12 @@
           <w:ilvl w:val="0"/>
           <w:numId w:val="13"/>
         </w:numPr>
-        <w:tabs>
-          <w:tab w:val="left" w:pos="951"/>
-        </w:tabs>
-        <w:contextualSpacing/>
-        <w:jc w:val="both"/>
-        <w:rPr>
-          <w:rFonts w:ascii="Calibri" w:eastAsia="MS Mincho" w:hAnsi="Calibri" w:cs="Calibri"/>
-          <w:szCs w:val="20"/>
-        </w:rPr>
-      </w:pPr>
-      <w:r>
-        <w:rPr>
-          <w:rFonts w:ascii="Calibri" w:eastAsia="MS Mincho" w:hAnsi="Calibri" w:cs="Calibri"/>
-          <w:bCs/>
-          <w:szCs w:val="20"/>
-        </w:rPr>
-        <w:t>Moving and keeping physically fit</w:t>
+      </w:pPr>
+      <w:r>
+        <w:rPr>
+          <w:rFonts w:ascii="Calibri" w:hAnsi="Calibri"/>
+        </w:rPr>
+        <w:t xml:space="preserve">Never forcing children to eat, sleep or participate in an activity when clearly distressed</w:t>
       </w:r>
     </w:p>
     <w:p>
@@ -150,23 +128,12 @@
           <w:ilvl w:val="0"/>
           <w:numId w:val="13"/>
         </w:numPr>
-        <w:tabs>
-          <w:tab w:val="left" w:pos="951"/>
-        </w:tabs>
-        <w:contextualSpacing/>
-        <w:jc w:val="both"/>
-        <w:rPr>
-          <w:rFonts w:ascii="Calibri" w:eastAsia="MS Mincho" w:hAnsi="Calibri" w:cs="Calibri"/>
-          <w:szCs w:val="20"/>
-        </w:rPr>
-      </w:pPr>
-      <w:r>
-        <w:rPr>
-          <w:rFonts w:ascii="Calibri" w:eastAsia="MS Mincho" w:hAnsi="Calibri" w:cs="Calibri"/>
-          <w:bCs/>
-          <w:szCs w:val="20"/>
-        </w:rPr>
-        <w:t>Caring for personal health (e.g. washing, cleaning teeth, etc.)</w:t>
+      </w:pPr>
+      <w:r>
+        <w:rPr>
+          <w:rFonts w:ascii="Calibri" w:hAnsi="Calibri"/>
+        </w:rPr>
+        <w:t xml:space="preserve">Providing quiet spaces where children can withdraw if they are overwhelmed</w:t>
       </w:r>
     </w:p>
     <w:p>
@@ -175,23 +142,12 @@
           <w:ilvl w:val="0"/>
           <w:numId w:val="13"/>
         </w:numPr>
-        <w:tabs>
-          <w:tab w:val="left" w:pos="951"/>
-        </w:tabs>
-        <w:contextualSpacing/>
-        <w:jc w:val="both"/>
-        <w:rPr>
-          <w:rFonts w:ascii="Calibri" w:eastAsia="MS Mincho" w:hAnsi="Calibri" w:cs="Calibri"/>
-          <w:szCs w:val="20"/>
-        </w:rPr>
-      </w:pPr>
-      <w:r>
-        <w:rPr>
-          <w:rFonts w:ascii="Calibri" w:eastAsia="MS Mincho" w:hAnsi="Calibri" w:cs="Calibri"/>
-          <w:bCs/>
-          <w:szCs w:val="20"/>
-        </w:rPr>
-        <w:t>Eating a balanced and nutritious diet</w:t>
+      </w:pPr>
+      <w:r>
+        <w:rPr>
+          <w:rFonts w:ascii="Calibri" w:hAnsi="Calibri"/>
+        </w:rPr>
+        <w:t xml:space="preserve">Allowing children to bring a comfort object from home if they need one</w:t>
       </w:r>
     </w:p>
     <w:p>
@@ -200,608 +156,553 @@
           <w:ilvl w:val="0"/>
           <w:numId w:val="13"/>
         </w:numPr>
-        <w:tabs>
-          <w:tab w:val="left" w:pos="951"/>
-        </w:tabs>
-        <w:contextualSpacing/>
-        <w:jc w:val="both"/>
-        <w:rPr>
-          <w:rFonts w:ascii="Calibri" w:eastAsia="MS Mincho" w:hAnsi="Calibri" w:cs="Calibri"/>
-          <w:szCs w:val="20"/>
-        </w:rPr>
-      </w:pPr>
-      <w:r>
-        <w:rPr>
-          <w:rFonts w:ascii="Calibri" w:eastAsia="MS Mincho" w:hAnsi="Calibri" w:cs="Calibri"/>
-          <w:bCs/>
-          <w:szCs w:val="20"/>
-        </w:rPr>
-        <w:t xml:space="preserve">Rest and appropriate sleep patterns. </w:t>
-      </w:r>
-    </w:p>
-    <w:p>
-      <w:pPr>
-        <w:jc w:val="both"/>
-        <w:rPr>
-          <w:rFonts w:ascii="Calibri" w:hAnsi="Calibri" w:cs="Calibri"/>
-        </w:rPr>
-      </w:pPr>
-    </w:p>
-    <w:p>
-      <w:pPr>
-        <w:tabs>
-          <w:tab w:val="left" w:pos="951"/>
-        </w:tabs>
-        <w:jc w:val="both"/>
-        <w:rPr>
-          <w:rStyle w:val="Strong"/>
-          <w:rFonts w:ascii="Calibri" w:hAnsi="Calibri" w:cs="Calibri"/>
-          <w:b w:val="0"/>
-          <w:bCs w:val="0"/>
-        </w:rPr>
-      </w:pPr>
-      <w:r>
-        <w:rPr>
-          <w:rStyle w:val="Strong"/>
-          <w:rFonts w:ascii="Calibri" w:hAnsi="Calibri" w:cs="Calibri"/>
-          <w:b w:val="0"/>
-        </w:rPr>
-        <w:t xml:space="preserve">Mental and emotional well-being includes: </w:t>
-      </w:r>
-    </w:p>
-    <w:p>
-      <w:pPr>
-        <w:pStyle w:val="ListParagraph"/>
+      </w:pPr>
+      <w:r>
+        <w:rPr>
+          <w:rFonts w:ascii="Calibri" w:hAnsi="Calibri"/>
+        </w:rPr>
+        <w:t xml:space="preserve">Giving children language for their feelings — "you look frustrated", "it is okay to feel sad"</w:t>
+      </w:r>
+    </w:p>
+    <w:p>
+      <w:pPr>
         <w:numPr>
           <w:ilvl w:val="0"/>
-          <w:numId w:val="12"/>
+          <w:numId w:val="13"/>
         </w:numPr>
-        <w:tabs>
-          <w:tab w:val="left" w:pos="951"/>
-        </w:tabs>
-        <w:contextualSpacing/>
-        <w:jc w:val="both"/>
-        <w:rPr>
-          <w:rStyle w:val="Strong"/>
-          <w:rFonts w:ascii="Calibri" w:hAnsi="Calibri" w:cs="Calibri"/>
-          <w:b w:val="0"/>
-          <w:bCs w:val="0"/>
-        </w:rPr>
-      </w:pPr>
-      <w:r>
-        <w:rPr>
-          <w:rStyle w:val="Strong"/>
-          <w:rFonts w:ascii="Calibri" w:hAnsi="Calibri" w:cs="Calibri"/>
-          <w:b w:val="0"/>
-        </w:rPr>
-        <w:t>Acknowledging, expressing and coping with feelings and emotions</w:t>
-      </w:r>
-    </w:p>
-    <w:p>
-      <w:pPr>
-        <w:pStyle w:val="ListParagraph"/>
+      </w:pPr>
+      <w:r>
+        <w:rPr>
+          <w:rFonts w:ascii="Calibri" w:hAnsi="Calibri"/>
+        </w:rPr>
+        <w:t xml:space="preserve">Providing calm, predictable routines — children feel safe when they know what comes next</w:t>
+      </w:r>
+    </w:p>
+    <w:p>
+      <w:pPr>
         <w:numPr>
           <w:ilvl w:val="0"/>
-          <w:numId w:val="12"/>
+          <w:numId w:val="13"/>
         </w:numPr>
-        <w:tabs>
-          <w:tab w:val="left" w:pos="951"/>
-        </w:tabs>
-        <w:contextualSpacing/>
-        <w:jc w:val="both"/>
-        <w:rPr>
-          <w:rStyle w:val="Strong"/>
-          <w:rFonts w:ascii="Calibri" w:hAnsi="Calibri" w:cs="Calibri"/>
-          <w:b w:val="0"/>
-          <w:bCs w:val="0"/>
-        </w:rPr>
-      </w:pPr>
-      <w:r>
-        <w:rPr>
-          <w:rStyle w:val="Strong"/>
-          <w:rFonts w:ascii="Calibri" w:hAnsi="Calibri" w:cs="Calibri"/>
-          <w:b w:val="0"/>
-        </w:rPr>
-        <w:t xml:space="preserve">Thought processes </w:t>
-      </w:r>
-    </w:p>
-    <w:p>
-      <w:pPr>
-        <w:pStyle w:val="ListParagraph"/>
+      </w:pPr>
+      <w:r>
+        <w:rPr>
+          <w:rFonts w:ascii="Calibri" w:hAnsi="Calibri"/>
+        </w:rPr>
+        <w:t xml:space="preserve">Greeting every child warmly at arrival and noticing if they seem different from usual</w:t>
+      </w:r>
+    </w:p>
+    <w:p>
+      <w:pPr/>
+      <w:r>
+        <w:rPr>
+          <w:rFonts w:ascii="Calibri" w:hAnsi="Calibri"/>
+        </w:rPr>
+        <w:t xml:space="preserve">In addition, staff support children's wellbeing by:</w:t>
+      </w:r>
+    </w:p>
+    <w:p>
+      <w:pPr/>
+      <w:r>
+        <w:rPr>
+          <w:rFonts w:ascii="Calibri" w:hAnsi="Calibri"/>
+        </w:rPr>
+        <w:t xml:space="preserve"/>
+      </w:r>
+    </w:p>
+    <w:p>
+      <w:pPr/>
+      <w:r>
+        <w:rPr>
+          <w:rFonts w:ascii="Calibri" w:hAnsi="Calibri"/>
+        </w:rPr>
+        <w:t xml:space="preserve">The key person system is the most important tool we have. Every child has a named key person who knows them, tracks their development and is the first point of contact for their family. A consistent, caring relationship with a key person is what children need most.</w:t>
+      </w:r>
+    </w:p>
+    <w:p>
+      <w:pPr>
+        <w:pStyle w:val="Heading2"/>
+      </w:pPr>
+      <w:r>
+        <w:rPr>
+          <w:rFonts w:ascii="Calibri" w:hAnsi="Calibri"/>
+        </w:rPr>
+        <w:t>How we support children's wellbeing every day</w:t>
+      </w:r>
+    </w:p>
+    <w:p>
+      <w:pPr/>
+      <w:r>
+        <w:rPr>
+          <w:rFonts w:ascii="Calibri" w:hAnsi="Calibri"/>
+        </w:rPr>
+        <w:t xml:space="preserve"/>
+      </w:r>
+    </w:p>
+    <w:p>
+      <w:pPr>
         <w:numPr>
           <w:ilvl w:val="0"/>
-          <w:numId w:val="12"/>
+          <w:numId w:val="13"/>
         </w:numPr>
-        <w:tabs>
-          <w:tab w:val="left" w:pos="951"/>
-        </w:tabs>
-        <w:contextualSpacing/>
-        <w:jc w:val="both"/>
-        <w:rPr>
-          <w:rStyle w:val="Strong"/>
-          <w:rFonts w:ascii="Calibri" w:hAnsi="Calibri" w:cs="Calibri"/>
-          <w:b w:val="0"/>
-          <w:bCs w:val="0"/>
-        </w:rPr>
-      </w:pPr>
-      <w:r>
-        <w:rPr>
-          <w:rStyle w:val="Strong"/>
-          <w:rFonts w:ascii="Calibri" w:hAnsi="Calibri" w:cs="Calibri"/>
-          <w:b w:val="0"/>
-        </w:rPr>
-        <w:t>Reducing stress and anxiety.</w:t>
-      </w:r>
-    </w:p>
-    <w:p>
-      <w:pPr>
-        <w:tabs>
-          <w:tab w:val="left" w:pos="951"/>
-        </w:tabs>
-        <w:contextualSpacing/>
-        <w:jc w:val="both"/>
-        <w:rPr>
-          <w:rStyle w:val="Strong"/>
-          <w:rFonts w:ascii="Calibri" w:hAnsi="Calibri" w:cs="Calibri"/>
-          <w:b w:val="0"/>
-        </w:rPr>
-      </w:pPr>
-    </w:p>
-    <w:p>
-      <w:pPr>
-        <w:tabs>
-          <w:tab w:val="left" w:pos="951"/>
-        </w:tabs>
-        <w:contextualSpacing/>
-        <w:jc w:val="both"/>
-        <w:rPr>
-          <w:rStyle w:val="Strong"/>
-          <w:rFonts w:ascii="Calibri" w:hAnsi="Calibri" w:cs="Calibri"/>
-          <w:b w:val="0"/>
-        </w:rPr>
-      </w:pPr>
-      <w:r>
-        <w:rPr>
-          <w:rStyle w:val="Strong"/>
-          <w:rFonts w:ascii="Calibri" w:hAnsi="Calibri" w:cs="Calibri"/>
-          <w:b w:val="0"/>
-        </w:rPr>
-        <w:t xml:space="preserve">Social well-being includes: </w:t>
-      </w:r>
-    </w:p>
-    <w:p>
-      <w:pPr>
-        <w:pStyle w:val="ListParagraph"/>
+      </w:pPr>
+      <w:r>
+        <w:rPr>
+          <w:rFonts w:ascii="Calibri" w:hAnsi="Calibri"/>
+        </w:rPr>
+        <w:t xml:space="preserve">Step 5 — If external support may be needed (e.g. a referral to early help, SEND support or a health visitor), discuss with the site manager and DSL. Do not contact external agencies on your own without going through this route first.</w:t>
+      </w:r>
+    </w:p>
+    <w:p>
+      <w:pPr>
         <w:numPr>
           <w:ilvl w:val="0"/>
-          <w:numId w:val="14"/>
+          <w:numId w:val="13"/>
         </w:numPr>
-        <w:tabs>
-          <w:tab w:val="left" w:pos="951"/>
-        </w:tabs>
-        <w:contextualSpacing/>
-        <w:jc w:val="both"/>
-        <w:rPr>
-          <w:rStyle w:val="Strong"/>
-          <w:rFonts w:ascii="Calibri" w:hAnsi="Calibri" w:cs="Calibri"/>
-          <w:b w:val="0"/>
-        </w:rPr>
-      </w:pPr>
-      <w:r>
-        <w:rPr>
-          <w:rStyle w:val="Strong"/>
-          <w:rFonts w:ascii="Calibri" w:hAnsi="Calibri" w:cs="Calibri"/>
-          <w:b w:val="0"/>
-        </w:rPr>
-        <w:t>Relationships</w:t>
-      </w:r>
-    </w:p>
-    <w:p>
-      <w:pPr>
-        <w:pStyle w:val="ListParagraph"/>
+      </w:pPr>
+      <w:r>
+        <w:rPr>
+          <w:rFonts w:ascii="Calibri" w:hAnsi="Calibri"/>
+        </w:rPr>
+        <w:t xml:space="preserve">Step 4 — If the concern is about wellbeing rather than safety (for example a child who seems unhappy or unsettled), the key person should speak with the parents at the next natural opportunity — warmly and without alarm.</w:t>
+      </w:r>
+    </w:p>
+    <w:p>
+      <w:pPr>
         <w:numPr>
           <w:ilvl w:val="0"/>
-          <w:numId w:val="14"/>
+          <w:numId w:val="13"/>
         </w:numPr>
-        <w:tabs>
-          <w:tab w:val="left" w:pos="951"/>
-        </w:tabs>
-        <w:contextualSpacing/>
-        <w:jc w:val="both"/>
-        <w:rPr>
-          <w:rStyle w:val="Strong"/>
-          <w:rFonts w:ascii="Calibri" w:hAnsi="Calibri" w:cs="Calibri"/>
-          <w:b w:val="0"/>
-        </w:rPr>
-      </w:pPr>
-      <w:r>
-        <w:rPr>
-          <w:rStyle w:val="Strong"/>
-          <w:rFonts w:ascii="Calibri" w:hAnsi="Calibri" w:cs="Calibri"/>
-          <w:b w:val="0"/>
-        </w:rPr>
-        <w:t>Family (close and extended)</w:t>
-      </w:r>
-    </w:p>
-    <w:p>
-      <w:pPr>
-        <w:pStyle w:val="ListParagraph"/>
+      </w:pPr>
+      <w:r>
+        <w:rPr>
+          <w:rFonts w:ascii="Calibri" w:hAnsi="Calibri"/>
+        </w:rPr>
+        <w:t xml:space="preserve">Step 3 — Tell the DSL if the concern involves possible harm, neglect, or persistent signs across several days. The DSL will decide what happens next. You do not need to be certain — you need a concern.</w:t>
+      </w:r>
+    </w:p>
+    <w:p>
+      <w:pPr>
         <w:numPr>
           <w:ilvl w:val="0"/>
-          <w:numId w:val="14"/>
+          <w:numId w:val="13"/>
         </w:numPr>
-        <w:tabs>
-          <w:tab w:val="left" w:pos="951"/>
-        </w:tabs>
-        <w:contextualSpacing/>
-        <w:jc w:val="both"/>
-        <w:rPr>
-          <w:rStyle w:val="Strong"/>
-          <w:rFonts w:ascii="Calibri" w:hAnsi="Calibri" w:cs="Calibri"/>
-          <w:b w:val="0"/>
-        </w:rPr>
-      </w:pPr>
-      <w:r>
-        <w:rPr>
-          <w:rStyle w:val="Strong"/>
-          <w:rFonts w:ascii="Calibri" w:hAnsi="Calibri" w:cs="Calibri"/>
-          <w:b w:val="0"/>
-        </w:rPr>
-        <w:t>Friends</w:t>
-      </w:r>
-    </w:p>
-    <w:p>
-      <w:pPr>
-        <w:pStyle w:val="ListParagraph"/>
+      </w:pPr>
+      <w:r>
+        <w:rPr>
+          <w:rFonts w:ascii="Calibri" w:hAnsi="Calibri"/>
+        </w:rPr>
+        <w:t xml:space="preserve">Step 2 — Record what you observed. Use factual, objective language. Write down the child's own words if they said something. Date and sign it. This is not a formal report — it is a note of what you saw or heard.</w:t>
+      </w:r>
+    </w:p>
+    <w:p>
+      <w:pPr>
         <w:numPr>
           <w:ilvl w:val="0"/>
-          <w:numId w:val="14"/>
+          <w:numId w:val="13"/>
         </w:numPr>
-        <w:tabs>
-          <w:tab w:val="left" w:pos="951"/>
-        </w:tabs>
-        <w:contextualSpacing/>
-        <w:jc w:val="both"/>
-        <w:rPr>
-          <w:rStyle w:val="Strong"/>
-          <w:rFonts w:ascii="Calibri" w:hAnsi="Calibri" w:cs="Calibri"/>
-          <w:b w:val="0"/>
-        </w:rPr>
-      </w:pPr>
-      <w:r>
-        <w:rPr>
-          <w:rStyle w:val="Strong"/>
-          <w:rFonts w:ascii="Calibri" w:hAnsi="Calibri" w:cs="Calibri"/>
-          <w:b w:val="0"/>
-        </w:rPr>
-        <w:t xml:space="preserve">The feeling of belonging and acceptance </w:t>
-      </w:r>
-    </w:p>
-    <w:p>
-      <w:pPr>
-        <w:pStyle w:val="ListParagraph"/>
+      </w:pPr>
+      <w:r>
+        <w:rPr>
+          <w:rFonts w:ascii="Calibri" w:hAnsi="Calibri"/>
+        </w:rPr>
+        <w:t xml:space="preserve">Step 1 — Talk to the key person. If you notice a concern about a child who is not one of yours, tell their key person the same day. They know the child best.</w:t>
+      </w:r>
+    </w:p>
+    <w:p>
+      <w:pPr>
+        <w:pStyle w:val="Heading2"/>
+      </w:pPr>
+      <w:r>
+        <w:rPr>
+          <w:rFonts w:ascii="Calibri" w:hAnsi="Calibri"/>
+        </w:rPr>
+        <w:t>What to do when you are concerned</w:t>
+      </w:r>
+    </w:p>
+    <w:p>
+      <w:pPr/>
+      <w:r>
+        <w:rPr>
+          <w:rFonts w:ascii="Calibri" w:hAnsi="Calibri"/>
+        </w:rPr>
+        <w:t xml:space="preserve"/>
+      </w:r>
+    </w:p>
+    <w:p>
+      <w:pPr>
         <w:numPr>
           <w:ilvl w:val="0"/>
-          <w:numId w:val="14"/>
+          <w:numId w:val="13"/>
         </w:numPr>
-        <w:tabs>
-          <w:tab w:val="left" w:pos="951"/>
-        </w:tabs>
-        <w:contextualSpacing/>
-        <w:jc w:val="both"/>
-        <w:rPr>
-          <w:rStyle w:val="Strong"/>
-          <w:rFonts w:ascii="Calibri" w:hAnsi="Calibri" w:cs="Calibri"/>
-          <w:b w:val="0"/>
-        </w:rPr>
-      </w:pPr>
-      <w:r>
-        <w:rPr>
-          <w:rStyle w:val="Strong"/>
-          <w:rFonts w:ascii="Calibri" w:hAnsi="Calibri" w:cs="Calibri"/>
-          <w:b w:val="0"/>
-        </w:rPr>
-        <w:t xml:space="preserve">Compassion and caring approaches. </w:t>
-      </w:r>
-    </w:p>
-    <w:p>
-      <w:pPr>
-        <w:tabs>
-          <w:tab w:val="left" w:pos="951"/>
-        </w:tabs>
-        <w:contextualSpacing/>
-        <w:jc w:val="both"/>
-        <w:rPr>
-          <w:rStyle w:val="Strong"/>
-          <w:rFonts w:ascii="Calibri" w:hAnsi="Calibri" w:cs="Calibri"/>
-          <w:b w:val="0"/>
-          <w:bCs w:val="0"/>
-        </w:rPr>
-      </w:pPr>
-    </w:p>
-    <w:p>
-      <w:pPr>
-        <w:tabs>
-          <w:tab w:val="left" w:pos="951"/>
-        </w:tabs>
-        <w:contextualSpacing/>
-        <w:jc w:val="both"/>
-        <w:rPr>
-          <w:rStyle w:val="Strong"/>
-          <w:rFonts w:ascii="Calibri" w:hAnsi="Calibri" w:cs="Calibri"/>
-          <w:b w:val="0"/>
-          <w:bCs w:val="0"/>
-        </w:rPr>
-      </w:pPr>
-      <w:r>
-        <w:rPr>
-          <w:rStyle w:val="Strong"/>
-          <w:rFonts w:ascii="Calibri" w:hAnsi="Calibri" w:cs="Calibri"/>
-          <w:b w:val="0"/>
-          <w:bCs w:val="0"/>
-        </w:rPr>
-        <w:t xml:space="preserve">Spiritual well-being can cover the following: </w:t>
-      </w:r>
-    </w:p>
-    <w:p>
-      <w:pPr>
-        <w:pStyle w:val="ListParagraph"/>
+      </w:pPr>
+      <w:r>
+        <w:rPr>
+          <w:rFonts w:ascii="Calibri" w:hAnsi="Calibri"/>
+        </w:rPr>
+        <w:t xml:space="preserve">Disclosures — anything that suggests a child may be harmed, frightened or at risk</w:t>
+      </w:r>
+    </w:p>
+    <w:p>
+      <w:pPr>
         <w:numPr>
           <w:ilvl w:val="0"/>
-          <w:numId w:val="15"/>
+          <w:numId w:val="13"/>
         </w:numPr>
-        <w:tabs>
-          <w:tab w:val="left" w:pos="951"/>
-        </w:tabs>
-        <w:contextualSpacing/>
-        <w:jc w:val="both"/>
-        <w:rPr>
-          <w:rStyle w:val="Strong"/>
-          <w:rFonts w:ascii="Calibri" w:hAnsi="Calibri" w:cs="Calibri"/>
-          <w:b w:val="0"/>
-          <w:bCs w:val="0"/>
-        </w:rPr>
-      </w:pPr>
-      <w:r>
-        <w:rPr>
-          <w:rStyle w:val="Strong"/>
-          <w:rFonts w:ascii="Calibri" w:hAnsi="Calibri" w:cs="Calibri"/>
-          <w:b w:val="0"/>
-          <w:bCs w:val="0"/>
-        </w:rPr>
-        <w:t>Value and beliefs held</w:t>
-      </w:r>
-    </w:p>
-    <w:p>
-      <w:pPr>
-        <w:pStyle w:val="ListParagraph"/>
+      </w:pPr>
+      <w:r>
+        <w:rPr>
+          <w:rFonts w:ascii="Calibri" w:hAnsi="Calibri"/>
+        </w:rPr>
+        <w:t xml:space="preserve">Comments about home that concern you, however small — record the exact words</w:t>
+      </w:r>
+    </w:p>
+    <w:p>
+      <w:pPr/>
+      <w:r>
+        <w:rPr>
+          <w:rFonts w:ascii="Calibri" w:hAnsi="Calibri"/>
+          <w:b/>
+        </w:rPr>
+        <w:t xml:space="preserve">Things children say:</w:t>
+      </w:r>
+    </w:p>
+    <w:p>
+      <w:pPr/>
+      <w:r>
+        <w:rPr>
+          <w:rFonts w:ascii="Calibri" w:hAnsi="Calibri"/>
+        </w:rPr>
+        <w:t xml:space="preserve"/>
+      </w:r>
+    </w:p>
+    <w:p>
+      <w:pPr>
         <w:numPr>
           <w:ilvl w:val="0"/>
-          <w:numId w:val="15"/>
+          <w:numId w:val="13"/>
         </w:numPr>
-        <w:tabs>
-          <w:tab w:val="left" w:pos="951"/>
-        </w:tabs>
-        <w:contextualSpacing/>
-        <w:jc w:val="both"/>
-        <w:rPr>
-          <w:rStyle w:val="Strong"/>
-          <w:rFonts w:ascii="Calibri" w:hAnsi="Calibri" w:cs="Calibri"/>
-          <w:b w:val="0"/>
-          <w:bCs w:val="0"/>
-        </w:rPr>
-      </w:pPr>
-      <w:r>
-        <w:rPr>
-          <w:rStyle w:val="Strong"/>
-          <w:rFonts w:ascii="Calibri" w:hAnsi="Calibri" w:cs="Calibri"/>
-          <w:b w:val="0"/>
-          <w:bCs w:val="0"/>
-        </w:rPr>
-        <w:t>Personal identity and self-awareness.</w:t>
-      </w:r>
-    </w:p>
-    <w:p>
-      <w:pPr>
-        <w:tabs>
-          <w:tab w:val="left" w:pos="951"/>
-        </w:tabs>
-        <w:spacing w:before="120" w:after="200"/>
-        <w:contextualSpacing/>
-        <w:jc w:val="both"/>
-        <w:rPr>
-          <w:rFonts w:ascii="Calibri" w:hAnsi="Calibri" w:cs="Calibri"/>
-        </w:rPr>
-      </w:pPr>
-    </w:p>
-    <w:p>
-      <w:pPr>
-        <w:tabs>
-          <w:tab w:val="left" w:pos="951"/>
-        </w:tabs>
-        <w:spacing w:before="120" w:after="200"/>
-        <w:contextualSpacing/>
-        <w:jc w:val="both"/>
-        <w:rPr>
-          <w:rFonts w:ascii="Calibri" w:hAnsi="Calibri" w:cs="Calibri"/>
-        </w:rPr>
-      </w:pPr>
-      <w:r>
-        <w:rPr>
-          <w:rFonts w:ascii="Calibri" w:hAnsi="Calibri" w:cs="Calibri"/>
-        </w:rPr>
-        <w:t xml:space="preserve">Children’s physical well-being is supported through our carefully planned curriculum programme which supports all types of gross and fine motor play both inside and outside. We provide nutritionally balanced meals for the children and support our staff to make healthy choices in regards to their physical health. </w:t>
-      </w:r>
-    </w:p>
-    <w:p>
-      <w:pPr>
-        <w:tabs>
-          <w:tab w:val="left" w:pos="951"/>
-        </w:tabs>
-        <w:spacing w:before="120" w:after="200"/>
-        <w:contextualSpacing/>
-        <w:jc w:val="both"/>
-        <w:rPr>
-          <w:rFonts w:ascii="Calibri" w:hAnsi="Calibri" w:cs="Calibri"/>
-        </w:rPr>
-      </w:pPr>
-    </w:p>
-    <w:p>
-      <w:pPr>
-        <w:tabs>
-          <w:tab w:val="left" w:pos="951"/>
-        </w:tabs>
-        <w:spacing w:before="120" w:after="200"/>
-        <w:contextualSpacing/>
-        <w:jc w:val="both"/>
-        <w:rPr>
-          <w:rFonts w:ascii="Calibri" w:hAnsi="Calibri" w:cs="Calibri"/>
-        </w:rPr>
-      </w:pPr>
-      <w:r>
-        <w:rPr>
-          <w:rFonts w:ascii="Calibri" w:hAnsi="Calibri" w:cs="Calibri"/>
-        </w:rPr>
-        <w:t xml:space="preserve">Personal hygiene is supported in children of all ages, explaining the reasons for hand washing, tooth brushing and other routines. </w:t>
-      </w:r>
-    </w:p>
-    <w:p>
-      <w:pPr>
-        <w:tabs>
-          <w:tab w:val="left" w:pos="951"/>
-        </w:tabs>
-        <w:spacing w:before="120" w:after="200"/>
-        <w:contextualSpacing/>
-        <w:jc w:val="both"/>
-        <w:rPr>
-          <w:rFonts w:ascii="Calibri" w:hAnsi="Calibri" w:cs="Calibri"/>
-        </w:rPr>
-      </w:pPr>
-    </w:p>
-    <w:p>
-      <w:pPr>
-        <w:tabs>
-          <w:tab w:val="left" w:pos="951"/>
-        </w:tabs>
-        <w:spacing w:before="120" w:after="200"/>
-        <w:contextualSpacing/>
-        <w:jc w:val="both"/>
-        <w:rPr>
-          <w:rFonts w:ascii="Calibri" w:hAnsi="Calibri" w:cs="Calibri"/>
-        </w:rPr>
-      </w:pPr>
-      <w:r>
-        <w:rPr>
-          <w:rFonts w:ascii="Calibri" w:hAnsi="Calibri" w:cs="Calibri"/>
-        </w:rPr>
-        <w:t xml:space="preserve">Children are provided with quiet and calming areas for rest, sleep and relaxation. This supports both their physical and mental well-being.  We support children to make strong attachments with their key person as well as forge relationships with their peers in order to </w:t>
-        <w:lastRenderedPageBreak/>
-        <w:t xml:space="preserve">support their social well-being. We offer opportunities and resources for children to play singly, in pairs, small groups and large groups to support this area of development. </w:t>
-      </w:r>
-    </w:p>
-    <w:p>
-      <w:pPr>
-        <w:tabs>
-          <w:tab w:val="left" w:pos="951"/>
-        </w:tabs>
-        <w:spacing w:before="120" w:after="200"/>
-        <w:contextualSpacing/>
-        <w:jc w:val="both"/>
-        <w:rPr>
-          <w:rFonts w:ascii="Calibri" w:hAnsi="Calibri" w:cs="Calibri"/>
-        </w:rPr>
-      </w:pPr>
-    </w:p>
-    <w:p>
-      <w:pPr>
-        <w:tabs>
-          <w:tab w:val="left" w:pos="951"/>
-        </w:tabs>
-        <w:spacing w:before="120" w:after="200"/>
-        <w:contextualSpacing/>
-        <w:jc w:val="both"/>
-        <w:rPr>
-          <w:rFonts w:ascii="Calibri" w:hAnsi="Calibri" w:cs="Calibri"/>
-        </w:rPr>
-      </w:pPr>
-      <w:r>
-        <w:rPr>
-          <w:rFonts w:ascii="Calibri" w:hAnsi="Calibri" w:cs="Calibri"/>
-        </w:rPr>
-        <w:t xml:space="preserve">Children’s mental and emotional well-being are supported. We provide a safe environment that allows for caregiver to child co-regulation. This practice supports the process of children building the capacity for self-regulation, through providing activities in which children are able to recognise and express their emotions, including emotional literacy. This enables us to provide support for children who may be experiencing big emotions they cannot cope with just yet, including sadness and over-excitement. We support children’s developing self-regulation through carefully planned activities and resources, modelling calming strategies, naming and talking about feelings and by providing opportunities for children to practise their self-regulation skills. </w:t>
-      </w:r>
-    </w:p>
-    <w:p>
-      <w:pPr>
-        <w:tabs>
-          <w:tab w:val="left" w:pos="951"/>
-        </w:tabs>
-        <w:spacing w:before="120" w:after="200"/>
-        <w:contextualSpacing/>
-        <w:jc w:val="both"/>
-        <w:rPr>
-          <w:rFonts w:ascii="Calibri" w:hAnsi="Calibri" w:cs="Calibri"/>
-        </w:rPr>
-      </w:pPr>
-    </w:p>
-    <w:p>
-      <w:pPr>
-        <w:tabs>
-          <w:tab w:val="left" w:pos="951"/>
-        </w:tabs>
-        <w:spacing w:before="120" w:after="200"/>
-        <w:contextualSpacing/>
-        <w:jc w:val="both"/>
-        <w:rPr>
-          <w:rFonts w:ascii="Calibri" w:hAnsi="Calibri" w:cs="Calibri"/>
-        </w:rPr>
-      </w:pPr>
-      <w:r>
-        <w:rPr>
-          <w:rFonts w:ascii="Calibri" w:hAnsi="Calibri" w:cs="Calibri"/>
-        </w:rPr>
-        <w:t xml:space="preserve">Staff use the Promoting positive behaviour policy to ensure a consistent approach. </w:t>
-      </w:r>
-    </w:p>
-    <w:p>
-      <w:pPr>
-        <w:tabs>
-          <w:tab w:val="left" w:pos="951"/>
-        </w:tabs>
-        <w:spacing w:before="120" w:after="200"/>
-        <w:contextualSpacing/>
-        <w:jc w:val="both"/>
-        <w:rPr>
-          <w:rFonts w:ascii="Calibri" w:hAnsi="Calibri" w:cs="Calibri"/>
-        </w:rPr>
-      </w:pPr>
-    </w:p>
-    <w:p>
-      <w:pPr>
-        <w:tabs>
-          <w:tab w:val="left" w:pos="951"/>
-        </w:tabs>
-        <w:spacing w:before="120" w:after="200"/>
-        <w:contextualSpacing/>
-        <w:jc w:val="both"/>
-        <w:rPr>
-          <w:rFonts w:ascii="Calibri" w:hAnsi="Calibri" w:cs="Calibri"/>
-        </w:rPr>
-      </w:pPr>
-      <w:r>
-        <w:rPr>
-          <w:rFonts w:ascii="Calibri" w:hAnsi="Calibri" w:cs="Calibri"/>
-        </w:rPr>
-        <w:t>Staff are able to recognise when a child may need support with their emotions and will provide this one-to-one or in a small group, whichever is more appropriate. Teaching children to recognise and manage their emotions at a young age helps support foundations for doing this throughout their life.</w:t>
-      </w:r>
-    </w:p>
-    <w:p>
-      <w:pPr>
-        <w:jc w:val="both"/>
-        <w:rPr>
-          <w:rFonts w:ascii="Calibri" w:hAnsi="Calibri" w:cs="Calibri"/>
-        </w:rPr>
-      </w:pPr>
+      </w:pPr>
+      <w:r>
+        <w:rPr>
+          <w:rFonts w:ascii="Calibri" w:hAnsi="Calibri"/>
+        </w:rPr>
+        <w:t xml:space="preserve">Unexplained marks or injuries (refer immediately to the DSL — see Safeguarding Policy)</w:t>
+      </w:r>
+    </w:p>
+    <w:p>
+      <w:pPr>
+        <w:numPr>
+          <w:ilvl w:val="0"/>
+          <w:numId w:val="13"/>
+        </w:numPr>
+      </w:pPr>
+      <w:r>
+        <w:rPr>
+          <w:rFonts w:ascii="Calibri" w:hAnsi="Calibri"/>
+        </w:rPr>
+        <w:t xml:space="preserve">Arriving persistently hungry</w:t>
+      </w:r>
+    </w:p>
+    <w:p>
+      <w:pPr>
+        <w:numPr>
+          <w:ilvl w:val="0"/>
+          <w:numId w:val="13"/>
+        </w:numPr>
+      </w:pPr>
+      <w:r>
+        <w:rPr>
+          <w:rFonts w:ascii="Calibri" w:hAnsi="Calibri"/>
+        </w:rPr>
+        <w:t xml:space="preserve">Complaints of persistent pain (headaches, stomach aches) without a medical explanation</w:t>
+      </w:r>
+    </w:p>
+    <w:p>
+      <w:pPr>
+        <w:numPr>
+          <w:ilvl w:val="0"/>
+          <w:numId w:val="13"/>
+        </w:numPr>
+      </w:pPr>
+      <w:r>
+        <w:rPr>
+          <w:rFonts w:ascii="Calibri" w:hAnsi="Calibri"/>
+        </w:rPr>
+        <w:t xml:space="preserve">Coming in persistently tired, unwashed or poorly dressed for the weather</w:t>
+      </w:r>
+    </w:p>
+    <w:p>
+      <w:pPr/>
+      <w:r>
+        <w:rPr>
+          <w:rFonts w:ascii="Calibri" w:hAnsi="Calibri"/>
+          <w:b/>
+        </w:rPr>
+        <w:t xml:space="preserve">Physical indicators:</w:t>
+      </w:r>
+    </w:p>
+    <w:p>
+      <w:pPr/>
+      <w:r>
+        <w:rPr>
+          <w:rFonts w:ascii="Calibri" w:hAnsi="Calibri"/>
+        </w:rPr>
+        <w:t xml:space="preserve"/>
+      </w:r>
+    </w:p>
+    <w:p>
+      <w:pPr>
+        <w:numPr>
+          <w:ilvl w:val="0"/>
+          <w:numId w:val="13"/>
+        </w:numPr>
+      </w:pPr>
+      <w:r>
+        <w:rPr>
+          <w:rFonts w:ascii="Calibri" w:hAnsi="Calibri"/>
+        </w:rPr>
+        <w:t xml:space="preserve">Loss of interest in activities or friendships the child previously enjoyed</w:t>
+      </w:r>
+    </w:p>
+    <w:p>
+      <w:pPr>
+        <w:numPr>
+          <w:ilvl w:val="0"/>
+          <w:numId w:val="13"/>
+        </w:numPr>
+      </w:pPr>
+      <w:r>
+        <w:rPr>
+          <w:rFonts w:ascii="Calibri" w:hAnsi="Calibri"/>
+        </w:rPr>
+        <w:t xml:space="preserve">Difficulty separating from parents when this was not previously a concern</w:t>
+      </w:r>
+    </w:p>
+    <w:p>
+      <w:pPr>
+        <w:numPr>
+          <w:ilvl w:val="0"/>
+          <w:numId w:val="13"/>
+        </w:numPr>
+      </w:pPr>
+      <w:r>
+        <w:rPr>
+          <w:rFonts w:ascii="Calibri" w:hAnsi="Calibri"/>
+        </w:rPr>
+        <w:t xml:space="preserve">Sudden aggression or regression in behaviour (e.g. a toilet-trained child having frequent accidents)</w:t>
+      </w:r>
+    </w:p>
+    <w:p>
+      <w:pPr>
+        <w:numPr>
+          <w:ilvl w:val="0"/>
+          <w:numId w:val="13"/>
+        </w:numPr>
+      </w:pPr>
+      <w:r>
+        <w:rPr>
+          <w:rFonts w:ascii="Calibri" w:hAnsi="Calibri"/>
+        </w:rPr>
+        <w:t xml:space="preserve">Persistent tearfulness or distress that is hard to settle</w:t>
+      </w:r>
+    </w:p>
+    <w:p>
+      <w:pPr>
+        <w:numPr>
+          <w:ilvl w:val="0"/>
+          <w:numId w:val="13"/>
+        </w:numPr>
+      </w:pPr>
+      <w:r>
+        <w:rPr>
+          <w:rFonts w:ascii="Calibri" w:hAnsi="Calibri"/>
+        </w:rPr>
+        <w:t xml:space="preserve">Becoming unusually withdrawn, quiet or clingy</w:t>
+      </w:r>
+    </w:p>
+    <w:p>
+      <w:pPr/>
+      <w:r>
+        <w:rPr>
+          <w:rFonts w:ascii="Calibri" w:hAnsi="Calibri"/>
+          <w:b/>
+        </w:rPr>
+        <w:t xml:space="preserve">Changes in behaviour or mood:</w:t>
+      </w:r>
+    </w:p>
+    <w:p>
+      <w:pPr/>
+      <w:r>
+        <w:rPr>
+          <w:rFonts w:ascii="Calibri" w:hAnsi="Calibri"/>
+        </w:rPr>
+        <w:t xml:space="preserve"/>
+      </w:r>
+    </w:p>
+    <w:p>
+      <w:pPr/>
+      <w:r>
+        <w:rPr>
+          <w:rFonts w:ascii="Calibri" w:hAnsi="Calibri"/>
+        </w:rPr>
+        <w:t xml:space="preserve">Staff must be alert to changes from a child's normal pattern of behaviour. A single sign is not necessarily a concern but a cluster of signs, or a change that persists, should always be followed up.</w:t>
+      </w:r>
+    </w:p>
+    <w:p>
+      <w:pPr>
+        <w:pStyle w:val="Heading2"/>
+      </w:pPr>
+      <w:r>
+        <w:rPr>
+          <w:rFonts w:ascii="Calibri" w:hAnsi="Calibri"/>
+        </w:rPr>
+        <w:t>Signs a child's wellbeing may be suffering — what to notice</w:t>
+      </w:r>
+    </w:p>
+    <w:p>
+      <w:pPr/>
+      <w:r>
+        <w:rPr>
+          <w:rFonts w:ascii="Calibri" w:hAnsi="Calibri"/>
+        </w:rPr>
+        <w:t xml:space="preserve"/>
+      </w:r>
+    </w:p>
+    <w:p>
+      <w:pPr>
+        <w:numPr>
+          <w:ilvl w:val="0"/>
+          <w:numId w:val="13"/>
+        </w:numPr>
+      </w:pPr>
+      <w:r>
+        <w:rPr>
+          <w:rFonts w:ascii="Calibri" w:hAnsi="Calibri"/>
+        </w:rPr>
+        <w:t xml:space="preserve">Feels safe enough to explore, take small risks and make mistakes</w:t>
+      </w:r>
+    </w:p>
+    <w:p>
+      <w:pPr>
+        <w:numPr>
+          <w:ilvl w:val="0"/>
+          <w:numId w:val="13"/>
+        </w:numPr>
+      </w:pPr>
+      <w:r>
+        <w:rPr>
+          <w:rFonts w:ascii="Calibri" w:hAnsi="Calibri"/>
+        </w:rPr>
+        <w:t xml:space="preserve">Is physically comfortable — not persistently tired, hungry or in pain</w:t>
+      </w:r>
+    </w:p>
+    <w:p>
+      <w:pPr>
+        <w:numPr>
+          <w:ilvl w:val="0"/>
+          <w:numId w:val="13"/>
+        </w:numPr>
+      </w:pPr>
+      <w:r>
+        <w:rPr>
+          <w:rFonts w:ascii="Calibri" w:hAnsi="Calibri"/>
+        </w:rPr>
+        <w:t xml:space="preserve">Expresses emotions — including difficult ones — in ways that are broadly appropriate for their age</w:t>
+      </w:r>
+    </w:p>
+    <w:p>
+      <w:pPr>
+        <w:numPr>
+          <w:ilvl w:val="0"/>
+          <w:numId w:val="13"/>
+        </w:numPr>
+      </w:pPr>
+      <w:r>
+        <w:rPr>
+          <w:rFonts w:ascii="Calibri" w:hAnsi="Calibri"/>
+        </w:rPr>
+        <w:t xml:space="preserve">Is able to engage with activities, other children and staff</w:t>
+      </w:r>
+    </w:p>
+    <w:p>
+      <w:pPr>
+        <w:numPr>
+          <w:ilvl w:val="0"/>
+          <w:numId w:val="13"/>
+        </w:numPr>
+      </w:pPr>
+      <w:r>
+        <w:rPr>
+          <w:rFonts w:ascii="Calibri" w:hAnsi="Calibri"/>
+        </w:rPr>
+        <w:t xml:space="preserve">Arrives settled or settles reasonably quickly with the support of their key person</w:t>
+      </w:r>
+    </w:p>
+    <w:p>
+      <w:pPr/>
+      <w:r>
+        <w:rPr>
+          <w:rFonts w:ascii="Calibri" w:hAnsi="Calibri"/>
+        </w:rPr>
+        <w:t xml:space="preserve">A child with good wellbeing generally:</w:t>
+      </w:r>
+    </w:p>
+    <w:p>
+      <w:pPr>
+        <w:pStyle w:val="Heading2"/>
+      </w:pPr>
+      <w:r>
+        <w:rPr>
+          <w:rFonts w:ascii="Calibri" w:hAnsi="Calibri"/>
+        </w:rPr>
+        <w:t>What good wellbeing looks like</w:t>
+      </w:r>
+    </w:p>
+    <w:p>
+      <w:pPr/>
+      <w:r>
+        <w:rPr>
+          <w:rFonts w:ascii="Calibri" w:hAnsi="Calibri"/>
+        </w:rPr>
+        <w:t xml:space="preserve"/>
+      </w:r>
+    </w:p>
+    <w:p>
+      <w:pPr/>
+      <w:r>
+        <w:rPr>
+          <w:rFonts w:ascii="Calibri" w:hAnsi="Calibri"/>
+        </w:rPr>
+        <w:t xml:space="preserve">Greencoat Nursery CIC is required by the Early Years Foundation Stage (EYFS) statutory framework to promote the good health and wellbeing of all children in our care and to support their personal, social and emotional development.</w:t>
+      </w:r>
+    </w:p>
+    <w:p>
+      <w:pPr/>
+      <w:r>
+        <w:rPr>
+          <w:rFonts w:ascii="Calibri" w:hAnsi="Calibri"/>
+        </w:rPr>
+        <w:t xml:space="preserve"/>
+      </w:r>
+    </w:p>
+    <w:p>
+      <w:pPr/>
+      <w:r>
+        <w:rPr>
+          <w:rFonts w:ascii="Calibri" w:hAnsi="Calibri"/>
+        </w:rPr>
+        <w:t xml:space="preserve">At Greencoat Nursery CIC we believe that a child's wellbeing is the foundation for everything else — their ability to learn, to form relationships, to feel safe, and to develop. This policy explains what wellbeing means in practice, how staff recognise when a child's wellbeing is suffering, and what to do about it.</w:t>
+      </w:r>
+    </w:p>
+    <w:p>
+      <w:pPr/>
+      <w:r>
+        <w:rPr>
+          <w:rFonts w:ascii="Calibri" w:hAnsi="Calibri"/>
+        </w:rPr>
+        <w:t xml:space="preserve"/>
+      </w:r>
     </w:p>
     <w:tbl>
       <w:tblPr>
